--- a/파일럿/보고자료/한글문서/08_선생님용_사용안내서.docx
+++ b/파일럿/보고자료/한글문서/08_선생님용_사용안내서.docx
@@ -44,7 +44,7 @@
           <w:color w:val="8A8FA3"/>
           <w:sz w:val="18"/>
         </w:rPr>
-        <w:t>화면 사진과 함께 보는 사용법 · 작성일 2026년 9월 25일</w:t>
+        <w:t>화면 사진과 함께 보는 사용법 · 작성일 2026년 9월 27일</w:t>
       </w:r>
     </w:p>
     <w:p>
@@ -2512,7 +2512,7 @@
           <w:color w:val="8A8FA3"/>
           <w:sz w:val="17"/>
         </w:rPr>
-        <w:t>「오늘의 숙제」 시범 운영 자료 · 2026년 9월 25일</w:t>
+        <w:t>「오늘의 숙제」 시범 운영 자료 · 2026년 9월 27일</w:t>
       </w:r>
     </w:p>
     <w:sectPr>

--- a/파일럿/보고자료/한글문서/08_선생님용_사용안내서.docx
+++ b/파일럿/보고자료/한글문서/08_선생님용_사용안내서.docx
@@ -44,7 +44,7 @@
           <w:color w:val="8A8FA3"/>
           <w:sz w:val="18"/>
         </w:rPr>
-        <w:t>화면 사진과 함께 보는 사용법 · 작성일 2026년 9월 27일</w:t>
+        <w:t>화면 사진과 함께 보는 사용법 · 작성일 2026년 9월 28일</w:t>
       </w:r>
     </w:p>
     <w:p>
@@ -1807,6 +1807,38 @@
     </w:p>
     <w:p>
       <w:pPr>
+        <w:spacing w:after="120"/>
+      </w:pPr>
+      <w:r>
+        <w:rPr>
+          <w:rFonts w:ascii="맑은 고딕" w:hAnsi="맑은 고딕" w:eastAsia="맑은 고딕" w:cs="맑은 고딕"/>
+          <w:b w:val="0"/>
+          <w:color w:val="8A8FA3"/>
+          <w:sz w:val="19"/>
+        </w:rPr>
+        <w:t xml:space="preserve">가끔 </w:t>
+      </w:r>
+      <w:r>
+        <w:rPr>
+          <w:rFonts w:ascii="맑은 고딕" w:hAnsi="맑은 고딕" w:eastAsia="맑은 고딕" w:cs="맑은 고딕"/>
+          <w:b/>
+          <w:color w:val="8A8FA3"/>
+          <w:sz w:val="19"/>
+        </w:rPr>
+        <w:t>빨간 「알림」 카드</w:t>
+      </w:r>
+      <w:r>
+        <w:rPr>
+          <w:rFonts w:ascii="맑은 고딕" w:hAnsi="맑은 고딕" w:eastAsia="맑은 고딕" w:cs="맑은 고딕"/>
+          <w:b w:val="0"/>
+          <w:color w:val="8A8FA3"/>
+          <w:sz w:val="19"/>
+        </w:rPr>
+        <w:t>가 보일 수 있습니다. 그것은 앱을 만든 쪽에서 보내는 공지이며, 선생님 공지(흰 카드)와 구분하려고 색을 달리한 것입니다.</w:t>
+      </w:r>
+    </w:p>
+    <w:p>
+      <w:pPr>
         <w:pBdr>
           <w:bottom w:val="single" w:sz="8" w:space="6" w:color="DCE3EE"/>
         </w:pBdr>
@@ -2512,7 +2544,7 @@
           <w:color w:val="8A8FA3"/>
           <w:sz w:val="17"/>
         </w:rPr>
-        <w:t>「오늘의 숙제」 시범 운영 자료 · 2026년 9월 27일</w:t>
+        <w:t>「오늘의 숙제」 시범 운영 자료 · 2026년 9월 28일</w:t>
       </w:r>
     </w:p>
     <w:sectPr>

--- a/파일럿/보고자료/한글문서/08_선생님용_사용안내서.docx
+++ b/파일럿/보고자료/한글문서/08_선생님용_사용안내서.docx
@@ -44,7 +44,7 @@
           <w:color w:val="8A8FA3"/>
           <w:sz w:val="18"/>
         </w:rPr>
-        <w:t>화면 사진과 함께 보는 사용법 · 작성일 2026년 9월 28일</w:t>
+        <w:t>화면 사진과 함께 보는 사용법 · 작성일 2026년 9월 29일</w:t>
       </w:r>
     </w:p>
     <w:p>
@@ -2544,7 +2544,7 @@
           <w:color w:val="8A8FA3"/>
           <w:sz w:val="17"/>
         </w:rPr>
-        <w:t>「오늘의 숙제」 시범 운영 자료 · 2026년 9월 28일</w:t>
+        <w:t>「오늘의 숙제」 시범 운영 자료 · 2026년 9월 29일</w:t>
       </w:r>
     </w:p>
     <w:sectPr>

--- a/파일럿/보고자료/한글문서/08_선생님용_사용안내서.docx
+++ b/파일럿/보고자료/한글문서/08_선생님용_사용안내서.docx
@@ -2544,7 +2544,7 @@
           <w:color w:val="8A8FA3"/>
           <w:sz w:val="17"/>
         </w:rPr>
-        <w:t>「오늘의 숙제」 시범 운영 자료 · 2026년 9월 29일</w:t>
+        <w:t>「오늘의 숙제」 자료 · 2026년 9월 29일</w:t>
       </w:r>
     </w:p>
     <w:sectPr>
